--- a/bio/resume/DrGailZhouCoverLetter.docx
+++ b/bio/resume/DrGailZhouCoverLetter.docx
@@ -27,21 +27,7 @@
           <w:sz w:val="20"/>
           <w:szCs w:val="20"/>
         </w:rPr>
-        <w:t xml:space="preserve">I </w:t>
-      </w:r>
-      <w:r>
-        <w:rPr>
-          <w:sz w:val="20"/>
-          <w:szCs w:val="20"/>
-        </w:rPr>
-        <w:t>am a</w:t>
-      </w:r>
-      <w:r>
-        <w:rPr>
-          <w:sz w:val="20"/>
-          <w:szCs w:val="20"/>
-        </w:rPr>
-        <w:t xml:space="preserve"> h</w:t>
+        <w:t>I am a h</w:t>
       </w:r>
       <w:r>
         <w:rPr>
@@ -137,6 +123,92 @@
           <w:sz w:val="20"/>
           <w:szCs w:val="20"/>
         </w:rPr>
+        <w:t xml:space="preserve"> d</w:t>
+      </w:r>
+      <w:r>
+        <w:rPr>
+          <w:sz w:val="20"/>
+          <w:szCs w:val="20"/>
+        </w:rPr>
+        <w:t xml:space="preserve">eep expertise in infrastructure, </w:t>
+      </w:r>
+      <w:r>
+        <w:rPr>
+          <w:sz w:val="20"/>
+          <w:szCs w:val="20"/>
+        </w:rPr>
+        <w:t>data</w:t>
+      </w:r>
+      <w:r>
+        <w:rPr>
+          <w:sz w:val="20"/>
+          <w:szCs w:val="20"/>
+        </w:rPr>
+        <w:t xml:space="preserve"> and AI</w:t>
+      </w:r>
+      <w:r>
+        <w:rPr>
+          <w:sz w:val="20"/>
+          <w:szCs w:val="20"/>
+        </w:rPr>
+        <w:t xml:space="preserve"> platforms, and </w:t>
+      </w:r>
+      <w:r>
+        <w:rPr>
+          <w:sz w:val="20"/>
+          <w:szCs w:val="20"/>
+        </w:rPr>
+        <w:t>application development</w:t>
+      </w:r>
+      <w:r>
+        <w:rPr>
+          <w:sz w:val="20"/>
+          <w:szCs w:val="20"/>
+        </w:rPr>
+        <w:t xml:space="preserve">, combined with </w:t>
+      </w:r>
+      <w:proofErr w:type="gramStart"/>
+      <w:r>
+        <w:rPr>
+          <w:sz w:val="20"/>
+          <w:szCs w:val="20"/>
+        </w:rPr>
+        <w:t>systems</w:t>
+      </w:r>
+      <w:proofErr w:type="gramEnd"/>
+      <w:r>
+        <w:rPr>
+          <w:sz w:val="20"/>
+          <w:szCs w:val="20"/>
+        </w:rPr>
+        <w:t xml:space="preserve"> thinking</w:t>
+      </w:r>
+      <w:r>
+        <w:rPr>
+          <w:sz w:val="20"/>
+          <w:szCs w:val="20"/>
+        </w:rPr>
+        <w:t xml:space="preserve"> and </w:t>
+      </w:r>
+      <w:r>
+        <w:rPr>
+          <w:sz w:val="20"/>
+          <w:szCs w:val="20"/>
+        </w:rPr>
+        <w:t>pragmatic leadership</w:t>
+      </w:r>
+      <w:r>
+        <w:rPr>
+          <w:sz w:val="20"/>
+          <w:szCs w:val="20"/>
+        </w:rPr>
+        <w:t>. In my</w:t>
+      </w:r>
+      <w:r>
+        <w:rPr>
+          <w:sz w:val="20"/>
+          <w:szCs w:val="20"/>
+        </w:rPr>
         <w:t xml:space="preserve"> </w:t>
       </w:r>
       <w:r>
@@ -144,128 +216,14 @@
           <w:sz w:val="20"/>
           <w:szCs w:val="20"/>
         </w:rPr>
-        <w:t>d</w:t>
-      </w:r>
-      <w:r>
-        <w:rPr>
-          <w:sz w:val="20"/>
-          <w:szCs w:val="20"/>
-        </w:rPr>
-        <w:t xml:space="preserve">eep expertise in </w:t>
-      </w:r>
-      <w:r>
-        <w:rPr>
-          <w:sz w:val="20"/>
-          <w:szCs w:val="20"/>
-        </w:rPr>
-        <w:t>infrastructure</w:t>
-      </w:r>
-      <w:r>
-        <w:rPr>
-          <w:sz w:val="20"/>
-          <w:szCs w:val="20"/>
-        </w:rPr>
-        <w:t xml:space="preserve">, </w:t>
-      </w:r>
-      <w:r>
-        <w:rPr>
-          <w:sz w:val="20"/>
-          <w:szCs w:val="20"/>
-        </w:rPr>
-        <w:t>data</w:t>
-      </w:r>
-      <w:r>
-        <w:rPr>
-          <w:sz w:val="20"/>
-          <w:szCs w:val="20"/>
-        </w:rPr>
-        <w:t xml:space="preserve"> and AI</w:t>
-      </w:r>
-      <w:r>
-        <w:rPr>
-          <w:sz w:val="20"/>
-          <w:szCs w:val="20"/>
-        </w:rPr>
-        <w:t xml:space="preserve"> platforms, and </w:t>
-      </w:r>
-      <w:r>
-        <w:rPr>
-          <w:sz w:val="20"/>
-          <w:szCs w:val="20"/>
-        </w:rPr>
-        <w:t>application development</w:t>
-      </w:r>
-      <w:r>
-        <w:rPr>
-          <w:sz w:val="20"/>
-          <w:szCs w:val="20"/>
-        </w:rPr>
-        <w:t xml:space="preserve">, combined with </w:t>
-      </w:r>
-      <w:proofErr w:type="gramStart"/>
-      <w:r>
-        <w:rPr>
-          <w:sz w:val="20"/>
-          <w:szCs w:val="20"/>
-        </w:rPr>
-        <w:t>systems</w:t>
-      </w:r>
-      <w:proofErr w:type="gramEnd"/>
-      <w:r>
-        <w:rPr>
-          <w:sz w:val="20"/>
-          <w:szCs w:val="20"/>
-        </w:rPr>
-        <w:t xml:space="preserve"> thinking</w:t>
-      </w:r>
-      <w:r>
-        <w:rPr>
-          <w:sz w:val="20"/>
-          <w:szCs w:val="20"/>
-        </w:rPr>
-        <w:t xml:space="preserve"> and </w:t>
-      </w:r>
-      <w:r>
-        <w:rPr>
-          <w:sz w:val="20"/>
-          <w:szCs w:val="20"/>
-        </w:rPr>
-        <w:t>pragmatic leadership</w:t>
-      </w:r>
-      <w:r>
-        <w:rPr>
-          <w:sz w:val="20"/>
-          <w:szCs w:val="20"/>
-        </w:rPr>
-        <w:t xml:space="preserve">. </w:t>
-      </w:r>
-      <w:r>
-        <w:rPr>
-          <w:sz w:val="20"/>
-          <w:szCs w:val="20"/>
-        </w:rPr>
-        <w:t>In my</w:t>
-      </w:r>
-      <w:r>
-        <w:rPr>
-          <w:sz w:val="20"/>
-          <w:szCs w:val="20"/>
-        </w:rPr>
-        <w:t xml:space="preserve"> </w:t>
-      </w:r>
-      <w:r>
-        <w:rPr>
-          <w:sz w:val="20"/>
-          <w:szCs w:val="20"/>
-        </w:rPr>
-        <w:t>9.5+ years</w:t>
-      </w:r>
-      <w:r>
-        <w:rPr>
-          <w:sz w:val="20"/>
-          <w:szCs w:val="20"/>
-        </w:rPr>
-        <w:t xml:space="preserve"> </w:t>
+        <w:t>10</w:t>
+      </w:r>
+      <w:r>
+        <w:rPr>
+          <w:sz w:val="20"/>
+          <w:szCs w:val="20"/>
+        </w:rPr>
+        <w:t xml:space="preserve"> years </w:t>
       </w:r>
       <w:r>
         <w:rPr>
@@ -279,21 +237,7 @@
           <w:sz w:val="20"/>
           <w:szCs w:val="20"/>
         </w:rPr>
-        <w:t xml:space="preserve"> Microsoft</w:t>
-      </w:r>
-      <w:r>
-        <w:rPr>
-          <w:sz w:val="20"/>
-          <w:szCs w:val="20"/>
-        </w:rPr>
-        <w:t>, I</w:t>
-      </w:r>
-      <w:r>
-        <w:rPr>
-          <w:sz w:val="20"/>
-          <w:szCs w:val="20"/>
-        </w:rPr>
-        <w:t xml:space="preserve"> </w:t>
+        <w:t xml:space="preserve"> Microsoft, I </w:t>
       </w:r>
       <w:r>
         <w:rPr>
@@ -307,21 +251,7 @@
           <w:sz w:val="20"/>
           <w:szCs w:val="20"/>
         </w:rPr>
-        <w:t xml:space="preserve"> </w:t>
-      </w:r>
-      <w:r>
-        <w:rPr>
-          <w:sz w:val="20"/>
-          <w:szCs w:val="20"/>
-        </w:rPr>
-        <w:t>l</w:t>
-      </w:r>
-      <w:r>
-        <w:rPr>
-          <w:sz w:val="20"/>
-          <w:szCs w:val="20"/>
-        </w:rPr>
-        <w:t xml:space="preserve">ed 60+ customer engagements </w:t>
+        <w:t xml:space="preserve"> led 60+ customer engagements </w:t>
       </w:r>
       <w:r>
         <w:rPr>
@@ -423,7 +353,14 @@
           <w:sz w:val="20"/>
           <w:szCs w:val="20"/>
         </w:rPr>
-        <w:t>9.5 years at Microsoft, leading customer engagements and open-source solution accelerator delivery:</w:t>
+        <w:t>10</w:t>
+      </w:r>
+      <w:r>
+        <w:rPr>
+          <w:sz w:val="20"/>
+          <w:szCs w:val="20"/>
+        </w:rPr>
+        <w:t xml:space="preserve"> years at Microsoft, leading customer engagements and open-source solution accelerator delivery:</w:t>
       </w:r>
     </w:p>
     <w:p>
@@ -849,43 +786,7 @@
           <w:sz w:val="20"/>
           <w:szCs w:val="20"/>
         </w:rPr>
-        <w:t xml:space="preserve">Additional </w:t>
-      </w:r>
-      <w:r>
-        <w:rPr>
-          <w:b/>
-          <w:bCs/>
-          <w:sz w:val="20"/>
-          <w:szCs w:val="20"/>
-        </w:rPr>
-        <w:t xml:space="preserve">information </w:t>
-      </w:r>
-      <w:r>
-        <w:rPr>
-          <w:b/>
-          <w:bCs/>
-          <w:sz w:val="20"/>
-          <w:szCs w:val="20"/>
-        </w:rPr>
-        <w:t>is available through my public</w:t>
-      </w:r>
-      <w:r>
-        <w:rPr>
-          <w:b/>
-          <w:bCs/>
-          <w:sz w:val="20"/>
-          <w:szCs w:val="20"/>
-        </w:rPr>
-        <w:t xml:space="preserve"> GitHub </w:t>
-      </w:r>
-      <w:r>
-        <w:rPr>
-          <w:b/>
-          <w:bCs/>
-          <w:sz w:val="20"/>
-          <w:szCs w:val="20"/>
-        </w:rPr>
-        <w:t>pages:</w:t>
+        <w:t>Additional information is available through my public GitHub pages:</w:t>
       </w:r>
     </w:p>
     <w:p>
@@ -940,14 +841,7 @@
           <w:sz w:val="20"/>
           <w:szCs w:val="20"/>
         </w:rPr>
-        <w:t>R</w:t>
-      </w:r>
-      <w:r>
-        <w:rPr>
-          <w:sz w:val="20"/>
-          <w:szCs w:val="20"/>
-        </w:rPr>
-        <w:t>esume</w:t>
+        <w:t>Resume</w:t>
       </w:r>
       <w:r>
         <w:rPr>
@@ -3171,6 +3065,7 @@
   <w:style w:type="character" w:default="1" w:styleId="DefaultParagraphFont">
     <w:name w:val="Default Paragraph Font"/>
     <w:uiPriority w:val="1"/>
+    <w:semiHidden/>
     <w:unhideWhenUsed/>
   </w:style>
   <w:style w:type="table" w:default="1" w:styleId="TableNormal">

--- a/bio/resume/DrGailZhouCoverLetter.docx
+++ b/bio/resume/DrGailZhouCoverLetter.docx
@@ -348,6 +348,13 @@
         </w:numPr>
         <w:jc w:val="both"/>
       </w:pPr>
+      <w:r>
+        <w:rPr>
+          <w:sz w:val="20"/>
+          <w:szCs w:val="20"/>
+        </w:rPr>
+        <w:t>~</w:t>
+      </w:r>
       <w:r>
         <w:rPr>
           <w:sz w:val="20"/>
